--- a/paper/report.docx
+++ b/paper/report.docx
@@ -964,7 +964,41 @@
         <w:rPr>
           <w:rFonts w:hint="eastAsia" w:ascii="等线" w:hAnsi="等线" w:eastAsia="等线" w:cs="等线"/>
         </w:rPr>
-        <w:t>2026 年 3 月 15 日（数据版本固化）。</w:t>
+        <w:t xml:space="preserve">2026 年 </w:t>
+      </w:r>
+      <w:r>
+        <w:rPr>
+          <w:rFonts w:hint="eastAsia" w:ascii="等线" w:hAnsi="等线" w:eastAsia="等线" w:cs="等线"/>
+          <w:lang w:val="en-US" w:eastAsia="zh-CN"/>
+        </w:rPr>
+        <w:t>6</w:t>
+      </w:r>
+      <w:r>
+        <w:rPr>
+          <w:rFonts w:hint="eastAsia" w:ascii="等线" w:hAnsi="等线" w:eastAsia="等线" w:cs="等线"/>
+        </w:rPr>
+        <w:t xml:space="preserve"> 月 </w:t>
+      </w:r>
+      <w:r>
+        <w:rPr>
+          <w:rFonts w:hint="eastAsia" w:ascii="等线" w:hAnsi="等线" w:eastAsia="等线" w:cs="等线"/>
+          <w:lang w:val="en-US" w:eastAsia="zh-CN"/>
+        </w:rPr>
+        <w:t>9</w:t>
+      </w:r>
+      <w:r>
+        <w:rPr>
+          <w:rFonts w:hint="eastAsia" w:ascii="等线" w:hAnsi="等线" w:eastAsia="等线" w:cs="等线"/>
+        </w:rPr>
+        <w:t xml:space="preserve"> 日</w:t>
+      </w:r>
+      <w:bookmarkStart w:id="10" w:name="_GoBack"/>
+      <w:bookmarkEnd w:id="10"/>
+      <w:r>
+        <w:rPr>
+          <w:rFonts w:hint="eastAsia" w:ascii="等线" w:hAnsi="等线" w:eastAsia="等线" w:cs="等线"/>
+        </w:rPr>
+        <w:t>。</w:t>
       </w:r>
     </w:p>
     <w:p>
@@ -3264,7 +3298,6 @@
             <w:insideH w:val="none" w:color="auto" w:sz="0" w:space="0"/>
             <w:insideV w:val="none" w:color="auto" w:sz="0" w:space="0"/>
           </w:tblBorders>
-          <w:shd w:val="clear" w:color="auto" w:fill="auto"/>
           <w:tblCellMar>
             <w:top w:w="0" w:type="dxa"/>
             <w:left w:w="108" w:type="dxa"/>
@@ -3727,7 +3760,6 @@
             <w:insideH w:val="none" w:color="auto" w:sz="0" w:space="0"/>
             <w:insideV w:val="none" w:color="auto" w:sz="0" w:space="0"/>
           </w:tblBorders>
-          <w:shd w:val="clear" w:color="auto" w:fill="auto"/>
           <w:tblCellMar>
             <w:top w:w="0" w:type="dxa"/>
             <w:left w:w="108" w:type="dxa"/>
@@ -4190,7 +4222,6 @@
             <w:insideH w:val="none" w:color="auto" w:sz="0" w:space="0"/>
             <w:insideV w:val="none" w:color="auto" w:sz="0" w:space="0"/>
           </w:tblBorders>
-          <w:shd w:val="clear" w:color="auto" w:fill="auto"/>
           <w:tblCellMar>
             <w:top w:w="0" w:type="dxa"/>
             <w:left w:w="108" w:type="dxa"/>
@@ -5116,7 +5147,6 @@
             <w:insideH w:val="none" w:color="auto" w:sz="0" w:space="0"/>
             <w:insideV w:val="none" w:color="auto" w:sz="0" w:space="0"/>
           </w:tblBorders>
-          <w:shd w:val="clear" w:color="auto" w:fill="auto"/>
           <w:tblCellMar>
             <w:top w:w="0" w:type="dxa"/>
             <w:left w:w="108" w:type="dxa"/>
@@ -5510,6 +5540,468 @@
                 <w:lang w:val="en-US" w:eastAsia="zh-CN" w:bidi="ar"/>
               </w:rPr>
               <w:t>4.5147365200559854e-07</w:t>
+            </w:r>
+          </w:p>
+        </w:tc>
+        <w:tc>
+          <w:tcPr>
+            <w:tcW w:w="370" w:type="pct"/>
+            <w:tcBorders>
+              <w:top w:val="nil"/>
+              <w:left w:val="nil"/>
+              <w:bottom w:val="nil"/>
+              <w:right w:val="nil"/>
+            </w:tcBorders>
+            <w:shd w:val="clear" w:color="auto" w:fill="auto"/>
+            <w:noWrap w:val="0"/>
+            <w:tcMar>
+              <w:top w:w="-1" w:type="dxa"/>
+              <w:left w:w="-1" w:type="dxa"/>
+              <w:bottom w:w="-1" w:type="dxa"/>
+              <w:right w:w="-1" w:type="dxa"/>
+            </w:tcMar>
+            <w:vAlign w:val="center"/>
+          </w:tcPr>
+          <w:p>
+            <w:pPr>
+              <w:keepNext w:val="0"/>
+              <w:keepLines w:val="0"/>
+              <w:widowControl/>
+              <w:suppressLineNumbers w:val="0"/>
+              <w:snapToGrid w:val="0"/>
+              <w:ind w:left="0" w:leftChars="0" w:right="0" w:rightChars="0" w:firstLine="0" w:firstLineChars="0"/>
+              <w:jc w:val="center"/>
+              <w:textAlignment w:val="center"/>
+              <w:rPr>
+                <w:rFonts w:hint="eastAsia" w:ascii="宋体" w:hAnsi="宋体" w:eastAsia="宋体" w:cs="宋体"/>
+                <w:i w:val="0"/>
+                <w:iCs w:val="0"/>
+                <w:color w:val="000000"/>
+                <w:sz w:val="22"/>
+                <w:szCs w:val="22"/>
+                <w:u w:val="none"/>
+              </w:rPr>
+            </w:pPr>
+            <w:r>
+              <w:rPr>
+                <w:rFonts w:hint="eastAsia" w:ascii="宋体" w:hAnsi="宋体" w:eastAsia="宋体" w:cs="宋体"/>
+                <w:i w:val="0"/>
+                <w:iCs w:val="0"/>
+                <w:color w:val="000000"/>
+                <w:kern w:val="0"/>
+                <w:sz w:val="22"/>
+                <w:szCs w:val="22"/>
+                <w:u w:val="none"/>
+                <w:lang w:val="en-US" w:eastAsia="zh-CN" w:bidi="ar"/>
+              </w:rPr>
+              <w:t>3</w:t>
+            </w:r>
+          </w:p>
+        </w:tc>
+      </w:tr>
+      <w:tr>
+        <w:tblPrEx>
+          <w:tblBorders>
+            <w:top w:val="none" w:color="auto" w:sz="0" w:space="0"/>
+            <w:left w:val="none" w:color="auto" w:sz="0" w:space="0"/>
+            <w:bottom w:val="none" w:color="auto" w:sz="0" w:space="0"/>
+            <w:right w:val="none" w:color="auto" w:sz="0" w:space="0"/>
+            <w:insideH w:val="none" w:color="auto" w:sz="0" w:space="0"/>
+            <w:insideV w:val="none" w:color="auto" w:sz="0" w:space="0"/>
+          </w:tblBorders>
+          <w:tblCellMar>
+            <w:top w:w="0" w:type="dxa"/>
+            <w:left w:w="108" w:type="dxa"/>
+            <w:bottom w:w="0" w:type="dxa"/>
+            <w:right w:w="108" w:type="dxa"/>
+          </w:tblCellMar>
+        </w:tblPrEx>
+        <w:trPr>
+          <w:trHeight w:val="0" w:hRule="atLeast"/>
+          <w:jc w:val="center"/>
+        </w:trPr>
+        <w:tc>
+          <w:tcPr>
+            <w:tcW w:w="1076" w:type="pct"/>
+            <w:tcBorders>
+              <w:top w:val="nil"/>
+              <w:left w:val="nil"/>
+              <w:bottom w:val="nil"/>
+              <w:right w:val="nil"/>
+            </w:tcBorders>
+            <w:shd w:val="clear" w:color="auto" w:fill="auto"/>
+            <w:noWrap w:val="0"/>
+            <w:tcMar>
+              <w:top w:w="-1" w:type="dxa"/>
+              <w:left w:w="-1" w:type="dxa"/>
+              <w:bottom w:w="-1" w:type="dxa"/>
+              <w:right w:w="-1" w:type="dxa"/>
+            </w:tcMar>
+            <w:vAlign w:val="center"/>
+          </w:tcPr>
+          <w:p>
+            <w:pPr>
+              <w:keepNext w:val="0"/>
+              <w:keepLines w:val="0"/>
+              <w:widowControl/>
+              <w:suppressLineNumbers w:val="0"/>
+              <w:snapToGrid w:val="0"/>
+              <w:ind w:left="0" w:leftChars="0" w:right="0" w:rightChars="0" w:firstLine="0" w:firstLineChars="0"/>
+              <w:jc w:val="center"/>
+              <w:textAlignment w:val="center"/>
+              <w:rPr>
+                <w:rFonts w:hint="eastAsia" w:ascii="宋体" w:hAnsi="宋体" w:eastAsia="宋体" w:cs="宋体"/>
+                <w:i w:val="0"/>
+                <w:iCs w:val="0"/>
+                <w:color w:val="000000"/>
+                <w:sz w:val="22"/>
+                <w:szCs w:val="22"/>
+                <w:u w:val="none"/>
+              </w:rPr>
+            </w:pPr>
+            <w:r>
+              <w:rPr>
+                <w:rFonts w:hint="eastAsia" w:ascii="宋体" w:hAnsi="宋体" w:eastAsia="宋体" w:cs="宋体"/>
+                <w:i w:val="0"/>
+                <w:iCs w:val="0"/>
+                <w:color w:val="000000"/>
+                <w:kern w:val="0"/>
+                <w:sz w:val="22"/>
+                <w:szCs w:val="22"/>
+                <w:u w:val="none"/>
+                <w:lang w:val="en-US" w:eastAsia="zh-CN" w:bidi="ar"/>
+              </w:rPr>
+              <w:t>Ahlbom A_2000_BRIT J CANCER</w:t>
+            </w:r>
+          </w:p>
+        </w:tc>
+        <w:tc>
+          <w:tcPr>
+            <w:tcW w:w="289" w:type="pct"/>
+            <w:tcBorders>
+              <w:top w:val="nil"/>
+              <w:left w:val="nil"/>
+              <w:bottom w:val="nil"/>
+              <w:right w:val="nil"/>
+            </w:tcBorders>
+            <w:shd w:val="clear" w:color="auto" w:fill="auto"/>
+            <w:noWrap w:val="0"/>
+            <w:tcMar>
+              <w:top w:w="-1" w:type="dxa"/>
+              <w:left w:w="-1" w:type="dxa"/>
+              <w:bottom w:w="-1" w:type="dxa"/>
+              <w:right w:w="-1" w:type="dxa"/>
+            </w:tcMar>
+            <w:vAlign w:val="center"/>
+          </w:tcPr>
+          <w:p>
+            <w:pPr>
+              <w:keepNext w:val="0"/>
+              <w:keepLines w:val="0"/>
+              <w:widowControl/>
+              <w:suppressLineNumbers w:val="0"/>
+              <w:snapToGrid w:val="0"/>
+              <w:ind w:left="0" w:leftChars="0" w:right="0" w:rightChars="0" w:firstLine="0" w:firstLineChars="0"/>
+              <w:jc w:val="center"/>
+              <w:textAlignment w:val="center"/>
+              <w:rPr>
+                <w:rFonts w:hint="eastAsia" w:ascii="宋体" w:hAnsi="宋体" w:eastAsia="宋体" w:cs="宋体"/>
+                <w:i w:val="0"/>
+                <w:iCs w:val="0"/>
+                <w:color w:val="000000"/>
+                <w:sz w:val="22"/>
+                <w:szCs w:val="22"/>
+                <w:u w:val="none"/>
+              </w:rPr>
+            </w:pPr>
+            <w:r>
+              <w:rPr>
+                <w:rFonts w:hint="eastAsia" w:ascii="宋体" w:hAnsi="宋体" w:eastAsia="宋体" w:cs="宋体"/>
+                <w:i w:val="0"/>
+                <w:iCs w:val="0"/>
+                <w:color w:val="000000"/>
+                <w:kern w:val="0"/>
+                <w:sz w:val="22"/>
+                <w:szCs w:val="22"/>
+                <w:u w:val="none"/>
+                <w:lang w:val="en-US" w:eastAsia="zh-CN" w:bidi="ar"/>
+              </w:rPr>
+              <w:t>9</w:t>
+            </w:r>
+          </w:p>
+        </w:tc>
+        <w:tc>
+          <w:tcPr>
+            <w:tcW w:w="533" w:type="pct"/>
+            <w:tcBorders>
+              <w:top w:val="nil"/>
+              <w:left w:val="nil"/>
+              <w:bottom w:val="nil"/>
+              <w:right w:val="nil"/>
+            </w:tcBorders>
+            <w:shd w:val="clear" w:color="auto" w:fill="auto"/>
+            <w:noWrap w:val="0"/>
+            <w:tcMar>
+              <w:top w:w="-1" w:type="dxa"/>
+              <w:left w:w="-1" w:type="dxa"/>
+              <w:bottom w:w="-1" w:type="dxa"/>
+              <w:right w:w="-1" w:type="dxa"/>
+            </w:tcMar>
+            <w:vAlign w:val="center"/>
+          </w:tcPr>
+          <w:p>
+            <w:pPr>
+              <w:keepNext w:val="0"/>
+              <w:keepLines w:val="0"/>
+              <w:widowControl/>
+              <w:suppressLineNumbers w:val="0"/>
+              <w:snapToGrid w:val="0"/>
+              <w:ind w:left="0" w:leftChars="0" w:right="0" w:rightChars="0" w:firstLine="0" w:firstLineChars="0"/>
+              <w:jc w:val="center"/>
+              <w:textAlignment w:val="center"/>
+              <w:rPr>
+                <w:rFonts w:hint="eastAsia" w:ascii="宋体" w:hAnsi="宋体" w:eastAsia="宋体" w:cs="宋体"/>
+                <w:i w:val="0"/>
+                <w:iCs w:val="0"/>
+                <w:color w:val="000000"/>
+                <w:sz w:val="22"/>
+                <w:szCs w:val="22"/>
+                <w:u w:val="none"/>
+              </w:rPr>
+            </w:pPr>
+            <w:r>
+              <w:rPr>
+                <w:rFonts w:hint="eastAsia" w:ascii="宋体" w:hAnsi="宋体" w:eastAsia="宋体" w:cs="宋体"/>
+                <w:i w:val="0"/>
+                <w:iCs w:val="0"/>
+                <w:color w:val="000000"/>
+                <w:kern w:val="0"/>
+                <w:sz w:val="22"/>
+                <w:szCs w:val="22"/>
+                <w:u w:val="none"/>
+                <w:lang w:val="en-US" w:eastAsia="zh-CN" w:bidi="ar"/>
+              </w:rPr>
+              <w:t>376</w:t>
+            </w:r>
+          </w:p>
+        </w:tc>
+        <w:tc>
+          <w:tcPr>
+            <w:tcW w:w="696" w:type="pct"/>
+            <w:tcBorders>
+              <w:top w:val="nil"/>
+              <w:left w:val="nil"/>
+              <w:bottom w:val="nil"/>
+              <w:right w:val="nil"/>
+            </w:tcBorders>
+            <w:shd w:val="clear" w:color="auto" w:fill="auto"/>
+            <w:noWrap w:val="0"/>
+            <w:tcMar>
+              <w:top w:w="-1" w:type="dxa"/>
+              <w:left w:w="-1" w:type="dxa"/>
+              <w:bottom w:w="-1" w:type="dxa"/>
+              <w:right w:w="-1" w:type="dxa"/>
+            </w:tcMar>
+            <w:vAlign w:val="center"/>
+          </w:tcPr>
+          <w:p>
+            <w:pPr>
+              <w:keepNext w:val="0"/>
+              <w:keepLines w:val="0"/>
+              <w:widowControl/>
+              <w:suppressLineNumbers w:val="0"/>
+              <w:snapToGrid w:val="0"/>
+              <w:ind w:left="0" w:leftChars="0" w:right="0" w:rightChars="0" w:firstLine="0" w:firstLineChars="0"/>
+              <w:jc w:val="center"/>
+              <w:textAlignment w:val="center"/>
+              <w:rPr>
+                <w:rFonts w:hint="eastAsia" w:ascii="宋体" w:hAnsi="宋体" w:eastAsia="宋体" w:cs="宋体"/>
+                <w:i w:val="0"/>
+                <w:iCs w:val="0"/>
+                <w:color w:val="000000"/>
+                <w:sz w:val="22"/>
+                <w:szCs w:val="22"/>
+                <w:u w:val="none"/>
+              </w:rPr>
+            </w:pPr>
+            <w:r>
+              <w:rPr>
+                <w:rFonts w:hint="eastAsia" w:ascii="宋体" w:hAnsi="宋体" w:eastAsia="宋体" w:cs="宋体"/>
+                <w:i w:val="0"/>
+                <w:iCs w:val="0"/>
+                <w:color w:val="000000"/>
+                <w:kern w:val="0"/>
+                <w:sz w:val="22"/>
+                <w:szCs w:val="22"/>
+                <w:u w:val="none"/>
+                <w:lang w:val="en-US" w:eastAsia="zh-CN" w:bidi="ar"/>
+              </w:rPr>
+              <w:t>0.0011589164131537012</w:t>
+            </w:r>
+          </w:p>
+        </w:tc>
+        <w:tc>
+          <w:tcPr>
+            <w:tcW w:w="668" w:type="pct"/>
+            <w:tcBorders>
+              <w:top w:val="nil"/>
+              <w:left w:val="nil"/>
+              <w:bottom w:val="nil"/>
+              <w:right w:val="nil"/>
+            </w:tcBorders>
+            <w:shd w:val="clear" w:color="auto" w:fill="auto"/>
+            <w:noWrap w:val="0"/>
+            <w:tcMar>
+              <w:top w:w="-1" w:type="dxa"/>
+              <w:left w:w="-1" w:type="dxa"/>
+              <w:bottom w:w="-1" w:type="dxa"/>
+              <w:right w:w="-1" w:type="dxa"/>
+            </w:tcMar>
+            <w:vAlign w:val="center"/>
+          </w:tcPr>
+          <w:p>
+            <w:pPr>
+              <w:keepNext w:val="0"/>
+              <w:keepLines w:val="0"/>
+              <w:widowControl/>
+              <w:suppressLineNumbers w:val="0"/>
+              <w:snapToGrid w:val="0"/>
+              <w:ind w:left="0" w:leftChars="0" w:right="0" w:rightChars="0" w:firstLine="0" w:firstLineChars="0"/>
+              <w:jc w:val="center"/>
+              <w:textAlignment w:val="center"/>
+              <w:rPr>
+                <w:rFonts w:hint="eastAsia" w:ascii="宋体" w:hAnsi="宋体" w:eastAsia="宋体" w:cs="宋体"/>
+                <w:i w:val="0"/>
+                <w:iCs w:val="0"/>
+                <w:color w:val="000000"/>
+                <w:sz w:val="22"/>
+                <w:szCs w:val="22"/>
+                <w:u w:val="none"/>
+              </w:rPr>
+            </w:pPr>
+            <w:r>
+              <w:rPr>
+                <w:rFonts w:hint="eastAsia" w:ascii="宋体" w:hAnsi="宋体" w:eastAsia="宋体" w:cs="宋体"/>
+                <w:i w:val="0"/>
+                <w:iCs w:val="0"/>
+                <w:color w:val="000000"/>
+                <w:kern w:val="0"/>
+                <w:sz w:val="22"/>
+                <w:szCs w:val="22"/>
+                <w:u w:val="none"/>
+                <w:lang w:val="en-US" w:eastAsia="zh-CN" w:bidi="ar"/>
+              </w:rPr>
+              <w:t>0.018624046876395222</w:t>
+            </w:r>
+          </w:p>
+        </w:tc>
+        <w:tc>
+          <w:tcPr>
+            <w:tcW w:w="641" w:type="pct"/>
+            <w:tcBorders>
+              <w:top w:val="nil"/>
+              <w:left w:val="nil"/>
+              <w:bottom w:val="nil"/>
+              <w:right w:val="nil"/>
+            </w:tcBorders>
+            <w:shd w:val="clear" w:color="auto" w:fill="auto"/>
+            <w:noWrap w:val="0"/>
+            <w:tcMar>
+              <w:top w:w="-1" w:type="dxa"/>
+              <w:left w:w="-1" w:type="dxa"/>
+              <w:bottom w:w="-1" w:type="dxa"/>
+              <w:right w:w="-1" w:type="dxa"/>
+            </w:tcMar>
+            <w:vAlign w:val="center"/>
+          </w:tcPr>
+          <w:p>
+            <w:pPr>
+              <w:keepNext w:val="0"/>
+              <w:keepLines w:val="0"/>
+              <w:widowControl/>
+              <w:suppressLineNumbers w:val="0"/>
+              <w:snapToGrid w:val="0"/>
+              <w:ind w:left="0" w:leftChars="0" w:right="0" w:rightChars="0" w:firstLine="0" w:firstLineChars="0"/>
+              <w:jc w:val="center"/>
+              <w:textAlignment w:val="center"/>
+              <w:rPr>
+                <w:rFonts w:hint="eastAsia" w:ascii="宋体" w:hAnsi="宋体" w:eastAsia="宋体" w:cs="宋体"/>
+                <w:i w:val="0"/>
+                <w:iCs w:val="0"/>
+                <w:color w:val="000000"/>
+                <w:sz w:val="22"/>
+                <w:szCs w:val="22"/>
+                <w:u w:val="none"/>
+              </w:rPr>
+            </w:pPr>
+            <w:r>
+              <w:rPr>
+                <w:rFonts w:hint="eastAsia" w:ascii="宋体" w:hAnsi="宋体" w:eastAsia="宋体" w:cs="宋体"/>
+                <w:i w:val="0"/>
+                <w:iCs w:val="0"/>
+                <w:color w:val="000000"/>
+                <w:kern w:val="0"/>
+                <w:sz w:val="22"/>
+                <w:szCs w:val="22"/>
+                <w:u w:val="none"/>
+                <w:lang w:val="en-US" w:eastAsia="zh-CN" w:bidi="ar"/>
+              </w:rPr>
+              <w:t>0.07627118644067797</w:t>
+            </w:r>
+          </w:p>
+        </w:tc>
+        <w:tc>
+          <w:tcPr>
+            <w:tcW w:w="723" w:type="pct"/>
+            <w:tcBorders>
+              <w:top w:val="nil"/>
+              <w:left w:val="nil"/>
+              <w:bottom w:val="nil"/>
+              <w:right w:val="nil"/>
+            </w:tcBorders>
+            <w:shd w:val="clear" w:color="auto" w:fill="auto"/>
+            <w:noWrap w:val="0"/>
+            <w:tcMar>
+              <w:top w:w="-1" w:type="dxa"/>
+              <w:left w:w="-1" w:type="dxa"/>
+              <w:bottom w:w="-1" w:type="dxa"/>
+              <w:right w:w="-1" w:type="dxa"/>
+            </w:tcMar>
+            <w:vAlign w:val="center"/>
+          </w:tcPr>
+          <w:p>
+            <w:pPr>
+              <w:keepNext w:val="0"/>
+              <w:keepLines w:val="0"/>
+              <w:widowControl/>
+              <w:suppressLineNumbers w:val="0"/>
+              <w:snapToGrid w:val="0"/>
+              <w:ind w:left="0" w:leftChars="0" w:right="0" w:rightChars="0" w:firstLine="0" w:firstLineChars="0"/>
+              <w:jc w:val="center"/>
+              <w:textAlignment w:val="center"/>
+              <w:rPr>
+                <w:rFonts w:hint="eastAsia" w:ascii="宋体" w:hAnsi="宋体" w:eastAsia="宋体" w:cs="宋体"/>
+                <w:i w:val="0"/>
+                <w:iCs w:val="0"/>
+                <w:color w:val="000000"/>
+                <w:sz w:val="22"/>
+                <w:szCs w:val="22"/>
+                <w:u w:val="none"/>
+              </w:rPr>
+            </w:pPr>
+            <w:r>
+              <w:rPr>
+                <w:rFonts w:hint="eastAsia" w:ascii="宋体" w:hAnsi="宋体" w:eastAsia="宋体" w:cs="宋体"/>
+                <w:i w:val="0"/>
+                <w:iCs w:val="0"/>
+                <w:color w:val="000000"/>
+                <w:kern w:val="0"/>
+                <w:sz w:val="22"/>
+                <w:szCs w:val="22"/>
+                <w:u w:val="none"/>
+                <w:lang w:val="en-US" w:eastAsia="zh-CN" w:bidi="ar"/>
+              </w:rPr>
+              <w:t>4.287770398897553e-07</w:t>
             </w:r>
           </w:p>
         </w:tc>
@@ -5642,7 +6134,7 @@
                 <w:u w:val="none"/>
                 <w:lang w:val="en-US" w:eastAsia="zh-CN" w:bidi="ar"/>
               </w:rPr>
-              <w:t>Ahlbom A_2000_BRIT J CANCER</w:t>
+              <w:t>Hahm J_2004_NANO LETT</w:t>
             </w:r>
           </w:p>
         </w:tc>
@@ -5697,7 +6189,7 @@
                 <w:u w:val="none"/>
                 <w:lang w:val="en-US" w:eastAsia="zh-CN" w:bidi="ar"/>
               </w:rPr>
-              <w:t>9</w:t>
+              <w:t>6</w:t>
             </w:r>
           </w:p>
         </w:tc>
@@ -5752,7 +6244,7 @@
                 <w:u w:val="none"/>
                 <w:lang w:val="en-US" w:eastAsia="zh-CN" w:bidi="ar"/>
               </w:rPr>
-              <w:t>376</w:t>
+              <w:t>339</w:t>
             </w:r>
           </w:p>
         </w:tc>
@@ -5807,7 +6299,7 @@
                 <w:u w:val="none"/>
                 <w:lang w:val="en-US" w:eastAsia="zh-CN" w:bidi="ar"/>
               </w:rPr>
-              <w:t>0.0011589164131537012</w:t>
+              <w:t>0</w:t>
             </w:r>
           </w:p>
         </w:tc>
@@ -5862,7 +6354,7 @@
                 <w:u w:val="none"/>
                 <w:lang w:val="en-US" w:eastAsia="zh-CN" w:bidi="ar"/>
               </w:rPr>
-              <w:t>0.018624046876395222</w:t>
+              <w:t>0.014319437699604488</w:t>
             </w:r>
           </w:p>
         </w:tc>
@@ -5917,7 +6409,7 @@
                 <w:u w:val="none"/>
                 <w:lang w:val="en-US" w:eastAsia="zh-CN" w:bidi="ar"/>
               </w:rPr>
-              <w:t>0.07627118644067797</w:t>
+              <w:t>0.14124293785310735</w:t>
             </w:r>
           </w:p>
         </w:tc>
@@ -5972,7 +6464,7 @@
                 <w:u w:val="none"/>
                 <w:lang w:val="en-US" w:eastAsia="zh-CN" w:bidi="ar"/>
               </w:rPr>
-              <w:t>4.287770398897553e-07</w:t>
+              <w:t>0.2930257929888901</w:t>
             </w:r>
           </w:p>
         </w:tc>
@@ -6027,7 +6519,7 @@
                 <w:u w:val="none"/>
                 <w:lang w:val="en-US" w:eastAsia="zh-CN" w:bidi="ar"/>
               </w:rPr>
-              <w:t>3</w:t>
+              <w:t>0</w:t>
             </w:r>
           </w:p>
         </w:tc>
@@ -6042,7 +6534,6 @@
             <w:insideH w:val="none" w:color="auto" w:sz="0" w:space="0"/>
             <w:insideV w:val="none" w:color="auto" w:sz="0" w:space="0"/>
           </w:tblBorders>
-          <w:shd w:val="clear" w:color="auto" w:fill="auto"/>
           <w:tblCellMar>
             <w:top w:w="0" w:type="dxa"/>
             <w:left w:w="108" w:type="dxa"/>
@@ -6105,7 +6596,7 @@
                 <w:u w:val="none"/>
                 <w:lang w:val="en-US" w:eastAsia="zh-CN" w:bidi="ar"/>
               </w:rPr>
-              <w:t>Hahm J_2004_NANO LETT</w:t>
+              <w:t>Patolsky F_2004_P NATL ACAD SCI USA</w:t>
             </w:r>
           </w:p>
         </w:tc>
@@ -6215,7 +6706,7 @@
                 <w:u w:val="none"/>
                 <w:lang w:val="en-US" w:eastAsia="zh-CN" w:bidi="ar"/>
               </w:rPr>
-              <w:t>339</w:t>
+              <w:t>324</w:t>
             </w:r>
           </w:p>
         </w:tc>
@@ -6325,7 +6816,7 @@
                 <w:u w:val="none"/>
                 <w:lang w:val="en-US" w:eastAsia="zh-CN" w:bidi="ar"/>
               </w:rPr>
-              <w:t>0.014319437699604488</w:t>
+              <w:t>0.013751058421045445</w:t>
             </w:r>
           </w:p>
         </w:tc>
@@ -6435,469 +6926,6 @@
                 <w:u w:val="none"/>
                 <w:lang w:val="en-US" w:eastAsia="zh-CN" w:bidi="ar"/>
               </w:rPr>
-              <w:t>0.2930257929888901</w:t>
-            </w:r>
-          </w:p>
-        </w:tc>
-        <w:tc>
-          <w:tcPr>
-            <w:tcW w:w="370" w:type="pct"/>
-            <w:tcBorders>
-              <w:top w:val="nil"/>
-              <w:left w:val="nil"/>
-              <w:bottom w:val="nil"/>
-              <w:right w:val="nil"/>
-            </w:tcBorders>
-            <w:shd w:val="clear" w:color="auto" w:fill="auto"/>
-            <w:noWrap w:val="0"/>
-            <w:tcMar>
-              <w:top w:w="-1" w:type="dxa"/>
-              <w:left w:w="-1" w:type="dxa"/>
-              <w:bottom w:w="-1" w:type="dxa"/>
-              <w:right w:w="-1" w:type="dxa"/>
-            </w:tcMar>
-            <w:vAlign w:val="center"/>
-          </w:tcPr>
-          <w:p>
-            <w:pPr>
-              <w:keepNext w:val="0"/>
-              <w:keepLines w:val="0"/>
-              <w:widowControl/>
-              <w:suppressLineNumbers w:val="0"/>
-              <w:snapToGrid w:val="0"/>
-              <w:ind w:left="0" w:leftChars="0" w:right="0" w:rightChars="0" w:firstLine="0" w:firstLineChars="0"/>
-              <w:jc w:val="center"/>
-              <w:textAlignment w:val="center"/>
-              <w:rPr>
-                <w:rFonts w:hint="eastAsia" w:ascii="宋体" w:hAnsi="宋体" w:eastAsia="宋体" w:cs="宋体"/>
-                <w:i w:val="0"/>
-                <w:iCs w:val="0"/>
-                <w:color w:val="000000"/>
-                <w:sz w:val="22"/>
-                <w:szCs w:val="22"/>
-                <w:u w:val="none"/>
-              </w:rPr>
-            </w:pPr>
-            <w:r>
-              <w:rPr>
-                <w:rFonts w:hint="eastAsia" w:ascii="宋体" w:hAnsi="宋体" w:eastAsia="宋体" w:cs="宋体"/>
-                <w:i w:val="0"/>
-                <w:iCs w:val="0"/>
-                <w:color w:val="000000"/>
-                <w:kern w:val="0"/>
-                <w:sz w:val="22"/>
-                <w:szCs w:val="22"/>
-                <w:u w:val="none"/>
-                <w:lang w:val="en-US" w:eastAsia="zh-CN" w:bidi="ar"/>
-              </w:rPr>
-              <w:t>0</w:t>
-            </w:r>
-          </w:p>
-        </w:tc>
-      </w:tr>
-      <w:tr>
-        <w:tblPrEx>
-          <w:tblBorders>
-            <w:top w:val="none" w:color="auto" w:sz="0" w:space="0"/>
-            <w:left w:val="none" w:color="auto" w:sz="0" w:space="0"/>
-            <w:bottom w:val="none" w:color="auto" w:sz="0" w:space="0"/>
-            <w:right w:val="none" w:color="auto" w:sz="0" w:space="0"/>
-            <w:insideH w:val="none" w:color="auto" w:sz="0" w:space="0"/>
-            <w:insideV w:val="none" w:color="auto" w:sz="0" w:space="0"/>
-          </w:tblBorders>
-          <w:shd w:val="clear" w:color="auto" w:fill="auto"/>
-          <w:tblCellMar>
-            <w:top w:w="0" w:type="dxa"/>
-            <w:left w:w="108" w:type="dxa"/>
-            <w:bottom w:w="0" w:type="dxa"/>
-            <w:right w:w="108" w:type="dxa"/>
-          </w:tblCellMar>
-        </w:tblPrEx>
-        <w:trPr>
-          <w:trHeight w:val="0" w:hRule="atLeast"/>
-          <w:jc w:val="center"/>
-        </w:trPr>
-        <w:tc>
-          <w:tcPr>
-            <w:tcW w:w="1076" w:type="pct"/>
-            <w:tcBorders>
-              <w:top w:val="nil"/>
-              <w:left w:val="nil"/>
-              <w:bottom w:val="nil"/>
-              <w:right w:val="nil"/>
-            </w:tcBorders>
-            <w:shd w:val="clear" w:color="auto" w:fill="auto"/>
-            <w:noWrap w:val="0"/>
-            <w:tcMar>
-              <w:top w:w="-1" w:type="dxa"/>
-              <w:left w:w="-1" w:type="dxa"/>
-              <w:bottom w:w="-1" w:type="dxa"/>
-              <w:right w:w="-1" w:type="dxa"/>
-            </w:tcMar>
-            <w:vAlign w:val="center"/>
-          </w:tcPr>
-          <w:p>
-            <w:pPr>
-              <w:keepNext w:val="0"/>
-              <w:keepLines w:val="0"/>
-              <w:widowControl/>
-              <w:suppressLineNumbers w:val="0"/>
-              <w:snapToGrid w:val="0"/>
-              <w:ind w:left="0" w:leftChars="0" w:right="0" w:rightChars="0" w:firstLine="0" w:firstLineChars="0"/>
-              <w:jc w:val="center"/>
-              <w:textAlignment w:val="center"/>
-              <w:rPr>
-                <w:rFonts w:hint="eastAsia" w:ascii="宋体" w:hAnsi="宋体" w:eastAsia="宋体" w:cs="宋体"/>
-                <w:i w:val="0"/>
-                <w:iCs w:val="0"/>
-                <w:color w:val="000000"/>
-                <w:sz w:val="22"/>
-                <w:szCs w:val="22"/>
-                <w:u w:val="none"/>
-              </w:rPr>
-            </w:pPr>
-            <w:r>
-              <w:rPr>
-                <w:rFonts w:hint="eastAsia" w:ascii="宋体" w:hAnsi="宋体" w:eastAsia="宋体" w:cs="宋体"/>
-                <w:i w:val="0"/>
-                <w:iCs w:val="0"/>
-                <w:color w:val="000000"/>
-                <w:kern w:val="0"/>
-                <w:sz w:val="22"/>
-                <w:szCs w:val="22"/>
-                <w:u w:val="none"/>
-                <w:lang w:val="en-US" w:eastAsia="zh-CN" w:bidi="ar"/>
-              </w:rPr>
-              <w:t>Patolsky F_2004_P NATL ACAD SCI USA</w:t>
-            </w:r>
-          </w:p>
-        </w:tc>
-        <w:tc>
-          <w:tcPr>
-            <w:tcW w:w="289" w:type="pct"/>
-            <w:tcBorders>
-              <w:top w:val="nil"/>
-              <w:left w:val="nil"/>
-              <w:bottom w:val="nil"/>
-              <w:right w:val="nil"/>
-            </w:tcBorders>
-            <w:shd w:val="clear" w:color="auto" w:fill="auto"/>
-            <w:noWrap w:val="0"/>
-            <w:tcMar>
-              <w:top w:w="-1" w:type="dxa"/>
-              <w:left w:w="-1" w:type="dxa"/>
-              <w:bottom w:w="-1" w:type="dxa"/>
-              <w:right w:w="-1" w:type="dxa"/>
-            </w:tcMar>
-            <w:vAlign w:val="center"/>
-          </w:tcPr>
-          <w:p>
-            <w:pPr>
-              <w:keepNext w:val="0"/>
-              <w:keepLines w:val="0"/>
-              <w:widowControl/>
-              <w:suppressLineNumbers w:val="0"/>
-              <w:snapToGrid w:val="0"/>
-              <w:ind w:left="0" w:leftChars="0" w:right="0" w:rightChars="0" w:firstLine="0" w:firstLineChars="0"/>
-              <w:jc w:val="center"/>
-              <w:textAlignment w:val="center"/>
-              <w:rPr>
-                <w:rFonts w:hint="eastAsia" w:ascii="宋体" w:hAnsi="宋体" w:eastAsia="宋体" w:cs="宋体"/>
-                <w:i w:val="0"/>
-                <w:iCs w:val="0"/>
-                <w:color w:val="000000"/>
-                <w:sz w:val="22"/>
-                <w:szCs w:val="22"/>
-                <w:u w:val="none"/>
-              </w:rPr>
-            </w:pPr>
-            <w:r>
-              <w:rPr>
-                <w:rFonts w:hint="eastAsia" w:ascii="宋体" w:hAnsi="宋体" w:eastAsia="宋体" w:cs="宋体"/>
-                <w:i w:val="0"/>
-                <w:iCs w:val="0"/>
-                <w:color w:val="000000"/>
-                <w:kern w:val="0"/>
-                <w:sz w:val="22"/>
-                <w:szCs w:val="22"/>
-                <w:u w:val="none"/>
-                <w:lang w:val="en-US" w:eastAsia="zh-CN" w:bidi="ar"/>
-              </w:rPr>
-              <w:t>6</w:t>
-            </w:r>
-          </w:p>
-        </w:tc>
-        <w:tc>
-          <w:tcPr>
-            <w:tcW w:w="533" w:type="pct"/>
-            <w:tcBorders>
-              <w:top w:val="nil"/>
-              <w:left w:val="nil"/>
-              <w:bottom w:val="nil"/>
-              <w:right w:val="nil"/>
-            </w:tcBorders>
-            <w:shd w:val="clear" w:color="auto" w:fill="auto"/>
-            <w:noWrap w:val="0"/>
-            <w:tcMar>
-              <w:top w:w="-1" w:type="dxa"/>
-              <w:left w:w="-1" w:type="dxa"/>
-              <w:bottom w:w="-1" w:type="dxa"/>
-              <w:right w:w="-1" w:type="dxa"/>
-            </w:tcMar>
-            <w:vAlign w:val="center"/>
-          </w:tcPr>
-          <w:p>
-            <w:pPr>
-              <w:keepNext w:val="0"/>
-              <w:keepLines w:val="0"/>
-              <w:widowControl/>
-              <w:suppressLineNumbers w:val="0"/>
-              <w:snapToGrid w:val="0"/>
-              <w:ind w:left="0" w:leftChars="0" w:right="0" w:rightChars="0" w:firstLine="0" w:firstLineChars="0"/>
-              <w:jc w:val="center"/>
-              <w:textAlignment w:val="center"/>
-              <w:rPr>
-                <w:rFonts w:hint="eastAsia" w:ascii="宋体" w:hAnsi="宋体" w:eastAsia="宋体" w:cs="宋体"/>
-                <w:i w:val="0"/>
-                <w:iCs w:val="0"/>
-                <w:color w:val="000000"/>
-                <w:sz w:val="22"/>
-                <w:szCs w:val="22"/>
-                <w:u w:val="none"/>
-              </w:rPr>
-            </w:pPr>
-            <w:r>
-              <w:rPr>
-                <w:rFonts w:hint="eastAsia" w:ascii="宋体" w:hAnsi="宋体" w:eastAsia="宋体" w:cs="宋体"/>
-                <w:i w:val="0"/>
-                <w:iCs w:val="0"/>
-                <w:color w:val="000000"/>
-                <w:kern w:val="0"/>
-                <w:sz w:val="22"/>
-                <w:szCs w:val="22"/>
-                <w:u w:val="none"/>
-                <w:lang w:val="en-US" w:eastAsia="zh-CN" w:bidi="ar"/>
-              </w:rPr>
-              <w:t>324</w:t>
-            </w:r>
-          </w:p>
-        </w:tc>
-        <w:tc>
-          <w:tcPr>
-            <w:tcW w:w="696" w:type="pct"/>
-            <w:tcBorders>
-              <w:top w:val="nil"/>
-              <w:left w:val="nil"/>
-              <w:bottom w:val="nil"/>
-              <w:right w:val="nil"/>
-            </w:tcBorders>
-            <w:shd w:val="clear" w:color="auto" w:fill="auto"/>
-            <w:noWrap w:val="0"/>
-            <w:tcMar>
-              <w:top w:w="-1" w:type="dxa"/>
-              <w:left w:w="-1" w:type="dxa"/>
-              <w:bottom w:w="-1" w:type="dxa"/>
-              <w:right w:w="-1" w:type="dxa"/>
-            </w:tcMar>
-            <w:vAlign w:val="center"/>
-          </w:tcPr>
-          <w:p>
-            <w:pPr>
-              <w:keepNext w:val="0"/>
-              <w:keepLines w:val="0"/>
-              <w:widowControl/>
-              <w:suppressLineNumbers w:val="0"/>
-              <w:snapToGrid w:val="0"/>
-              <w:ind w:left="0" w:leftChars="0" w:right="0" w:rightChars="0" w:firstLine="0" w:firstLineChars="0"/>
-              <w:jc w:val="center"/>
-              <w:textAlignment w:val="center"/>
-              <w:rPr>
-                <w:rFonts w:hint="eastAsia" w:ascii="宋体" w:hAnsi="宋体" w:eastAsia="宋体" w:cs="宋体"/>
-                <w:i w:val="0"/>
-                <w:iCs w:val="0"/>
-                <w:color w:val="000000"/>
-                <w:sz w:val="22"/>
-                <w:szCs w:val="22"/>
-                <w:u w:val="none"/>
-              </w:rPr>
-            </w:pPr>
-            <w:r>
-              <w:rPr>
-                <w:rFonts w:hint="eastAsia" w:ascii="宋体" w:hAnsi="宋体" w:eastAsia="宋体" w:cs="宋体"/>
-                <w:i w:val="0"/>
-                <w:iCs w:val="0"/>
-                <w:color w:val="000000"/>
-                <w:kern w:val="0"/>
-                <w:sz w:val="22"/>
-                <w:szCs w:val="22"/>
-                <w:u w:val="none"/>
-                <w:lang w:val="en-US" w:eastAsia="zh-CN" w:bidi="ar"/>
-              </w:rPr>
-              <w:t>0</w:t>
-            </w:r>
-          </w:p>
-        </w:tc>
-        <w:tc>
-          <w:tcPr>
-            <w:tcW w:w="668" w:type="pct"/>
-            <w:tcBorders>
-              <w:top w:val="nil"/>
-              <w:left w:val="nil"/>
-              <w:bottom w:val="nil"/>
-              <w:right w:val="nil"/>
-            </w:tcBorders>
-            <w:shd w:val="clear" w:color="auto" w:fill="auto"/>
-            <w:noWrap w:val="0"/>
-            <w:tcMar>
-              <w:top w:w="-1" w:type="dxa"/>
-              <w:left w:w="-1" w:type="dxa"/>
-              <w:bottom w:w="-1" w:type="dxa"/>
-              <w:right w:w="-1" w:type="dxa"/>
-            </w:tcMar>
-            <w:vAlign w:val="center"/>
-          </w:tcPr>
-          <w:p>
-            <w:pPr>
-              <w:keepNext w:val="0"/>
-              <w:keepLines w:val="0"/>
-              <w:widowControl/>
-              <w:suppressLineNumbers w:val="0"/>
-              <w:snapToGrid w:val="0"/>
-              <w:ind w:left="0" w:leftChars="0" w:right="0" w:rightChars="0" w:firstLine="0" w:firstLineChars="0"/>
-              <w:jc w:val="center"/>
-              <w:textAlignment w:val="center"/>
-              <w:rPr>
-                <w:rFonts w:hint="eastAsia" w:ascii="宋体" w:hAnsi="宋体" w:eastAsia="宋体" w:cs="宋体"/>
-                <w:i w:val="0"/>
-                <w:iCs w:val="0"/>
-                <w:color w:val="000000"/>
-                <w:sz w:val="22"/>
-                <w:szCs w:val="22"/>
-                <w:u w:val="none"/>
-              </w:rPr>
-            </w:pPr>
-            <w:r>
-              <w:rPr>
-                <w:rFonts w:hint="eastAsia" w:ascii="宋体" w:hAnsi="宋体" w:eastAsia="宋体" w:cs="宋体"/>
-                <w:i w:val="0"/>
-                <w:iCs w:val="0"/>
-                <w:color w:val="000000"/>
-                <w:kern w:val="0"/>
-                <w:sz w:val="22"/>
-                <w:szCs w:val="22"/>
-                <w:u w:val="none"/>
-                <w:lang w:val="en-US" w:eastAsia="zh-CN" w:bidi="ar"/>
-              </w:rPr>
-              <w:t>0.013751058421045445</w:t>
-            </w:r>
-          </w:p>
-        </w:tc>
-        <w:tc>
-          <w:tcPr>
-            <w:tcW w:w="641" w:type="pct"/>
-            <w:tcBorders>
-              <w:top w:val="nil"/>
-              <w:left w:val="nil"/>
-              <w:bottom w:val="nil"/>
-              <w:right w:val="nil"/>
-            </w:tcBorders>
-            <w:shd w:val="clear" w:color="auto" w:fill="auto"/>
-            <w:noWrap w:val="0"/>
-            <w:tcMar>
-              <w:top w:w="-1" w:type="dxa"/>
-              <w:left w:w="-1" w:type="dxa"/>
-              <w:bottom w:w="-1" w:type="dxa"/>
-              <w:right w:w="-1" w:type="dxa"/>
-            </w:tcMar>
-            <w:vAlign w:val="center"/>
-          </w:tcPr>
-          <w:p>
-            <w:pPr>
-              <w:keepNext w:val="0"/>
-              <w:keepLines w:val="0"/>
-              <w:widowControl/>
-              <w:suppressLineNumbers w:val="0"/>
-              <w:snapToGrid w:val="0"/>
-              <w:ind w:left="0" w:leftChars="0" w:right="0" w:rightChars="0" w:firstLine="0" w:firstLineChars="0"/>
-              <w:jc w:val="center"/>
-              <w:textAlignment w:val="center"/>
-              <w:rPr>
-                <w:rFonts w:hint="eastAsia" w:ascii="宋体" w:hAnsi="宋体" w:eastAsia="宋体" w:cs="宋体"/>
-                <w:i w:val="0"/>
-                <w:iCs w:val="0"/>
-                <w:color w:val="000000"/>
-                <w:sz w:val="22"/>
-                <w:szCs w:val="22"/>
-                <w:u w:val="none"/>
-              </w:rPr>
-            </w:pPr>
-            <w:r>
-              <w:rPr>
-                <w:rFonts w:hint="eastAsia" w:ascii="宋体" w:hAnsi="宋体" w:eastAsia="宋体" w:cs="宋体"/>
-                <w:i w:val="0"/>
-                <w:iCs w:val="0"/>
-                <w:color w:val="000000"/>
-                <w:kern w:val="0"/>
-                <w:sz w:val="22"/>
-                <w:szCs w:val="22"/>
-                <w:u w:val="none"/>
-                <w:lang w:val="en-US" w:eastAsia="zh-CN" w:bidi="ar"/>
-              </w:rPr>
-              <w:t>0.14124293785310735</w:t>
-            </w:r>
-          </w:p>
-        </w:tc>
-        <w:tc>
-          <w:tcPr>
-            <w:tcW w:w="723" w:type="pct"/>
-            <w:tcBorders>
-              <w:top w:val="nil"/>
-              <w:left w:val="nil"/>
-              <w:bottom w:val="nil"/>
-              <w:right w:val="nil"/>
-            </w:tcBorders>
-            <w:shd w:val="clear" w:color="auto" w:fill="auto"/>
-            <w:noWrap w:val="0"/>
-            <w:tcMar>
-              <w:top w:w="-1" w:type="dxa"/>
-              <w:left w:w="-1" w:type="dxa"/>
-              <w:bottom w:w="-1" w:type="dxa"/>
-              <w:right w:w="-1" w:type="dxa"/>
-            </w:tcMar>
-            <w:vAlign w:val="center"/>
-          </w:tcPr>
-          <w:p>
-            <w:pPr>
-              <w:keepNext w:val="0"/>
-              <w:keepLines w:val="0"/>
-              <w:widowControl/>
-              <w:suppressLineNumbers w:val="0"/>
-              <w:snapToGrid w:val="0"/>
-              <w:ind w:left="0" w:leftChars="0" w:right="0" w:rightChars="0" w:firstLine="0" w:firstLineChars="0"/>
-              <w:jc w:val="center"/>
-              <w:textAlignment w:val="center"/>
-              <w:rPr>
-                <w:rFonts w:hint="eastAsia" w:ascii="宋体" w:hAnsi="宋体" w:eastAsia="宋体" w:cs="宋体"/>
-                <w:i w:val="0"/>
-                <w:iCs w:val="0"/>
-                <w:color w:val="000000"/>
-                <w:sz w:val="22"/>
-                <w:szCs w:val="22"/>
-                <w:u w:val="none"/>
-              </w:rPr>
-            </w:pPr>
-            <w:r>
-              <w:rPr>
-                <w:rFonts w:hint="eastAsia" w:ascii="宋体" w:hAnsi="宋体" w:eastAsia="宋体" w:cs="宋体"/>
-                <w:i w:val="0"/>
-                <w:iCs w:val="0"/>
-                <w:color w:val="000000"/>
-                <w:kern w:val="0"/>
-                <w:sz w:val="22"/>
-                <w:szCs w:val="22"/>
-                <w:u w:val="none"/>
-                <w:lang w:val="en-US" w:eastAsia="zh-CN" w:bidi="ar"/>
-              </w:rPr>
               <w:t>0.28554924928838116</w:t>
             </w:r>
           </w:p>
@@ -6968,7 +6996,6 @@
             <w:insideH w:val="none" w:color="auto" w:sz="0" w:space="0"/>
             <w:insideV w:val="none" w:color="auto" w:sz="0" w:space="0"/>
           </w:tblBorders>
-          <w:shd w:val="clear" w:color="auto" w:fill="auto"/>
           <w:tblCellMar>
             <w:top w:w="0" w:type="dxa"/>
             <w:left w:w="108" w:type="dxa"/>
@@ -7897,7 +7924,6 @@
         </w:rPr>
         <w:t>这一物理与生物传感的交叉（如 Hahm 2004 的 DNA 杂交电学检测</w:t>
       </w:r>
-      <w:bookmarkStart w:id="10" w:name="_GoBack"/>
       <w:r>
         <w:rPr>
           <w:rFonts w:hint="eastAsia" w:ascii="等线" w:hAnsi="等线" w:eastAsia="等线" w:cs="等线"/>
@@ -7933,7 +7959,6 @@
         </w:rPr>
         <w:fldChar w:fldCharType="end"/>
       </w:r>
-      <w:bookmarkEnd w:id="10"/>
       <w:r>
         <w:rPr>
           <w:rFonts w:hint="eastAsia" w:ascii="等线" w:hAnsi="等线" w:eastAsia="等线" w:cs="等线"/>
@@ -9261,6 +9286,7 @@
             <w:insideH w:val="none" w:color="auto" w:sz="0" w:space="0"/>
             <w:insideV w:val="none" w:color="auto" w:sz="0" w:space="0"/>
           </w:tblBorders>
+          <w:shd w:val="clear" w:color="auto" w:fill="auto"/>
           <w:tblCellMar>
             <w:top w:w="0" w:type="dxa"/>
             <w:left w:w="108" w:type="dxa"/>
